--- a/public/templates/official/comum/termo-compromisso-responsabilidade.docx
+++ b/public/templates/official/comum/termo-compromisso-responsabilidade.docx
@@ -19,7 +19,6 @@
       <w:r>
         <w:rPr>
           <w:spacing w:val="-1"/>
-          <w:sz w:val="15"/>
         </w:rPr>
         <w:t>São Paulo, {{dataExt}}</w:t>
       </w:r>
@@ -42,7 +41,6 @@
         <w:rPr>
           <w:rFonts w:ascii="Arial" w:hAnsi="Arial" w:cs="Arial"/>
           <w:bCs/>
-          <w:sz w:val="20"/>
         </w:rPr>
       </w:pPr>
     </w:p>
@@ -53,15 +51,12 @@
         <w:rPr>
           <w:rFonts w:ascii="Calibri" w:hAnsi="Calibri" w:cs="Calibri"/>
           <w:bCs/>
-          <w:szCs w:val="28"/>
         </w:rPr>
       </w:pPr>
       <w:r>
         <w:rPr>
           <w:rFonts w:ascii="Calibri" w:hAnsi="Calibri" w:cs="Calibri"/>
           <w:bCs/>
-          <w:sz w:val="15"/>
-          <w:szCs w:val="23"/>
         </w:rPr>
         <w:t xml:space="preserve">Eu, {{nomeResp}} portador do CPF nº {{cpfResp}} residente e domiciliado {{endResp}} Telefone {{telResp}} na qualidade de {{qualid}} do jazigo localizado na {{localJaz}} do Cemitério Santana. </w:t>
         <w:br/>

--- a/public/templates/official/comum/termo-compromisso-responsabilidade.docx
+++ b/public/templates/official/comum/termo-compromisso-responsabilidade.docx
@@ -19,6 +19,8 @@
       <w:r>
         <w:rPr>
           <w:spacing w:val="-1"/>
+          <w:sz w:val="18"/>
+          <w:szCs w:val="18"/>
         </w:rPr>
         <w:t>São Paulo, {{dataExt}}</w:t>
       </w:r>
@@ -41,6 +43,8 @@
         <w:rPr>
           <w:rFonts w:ascii="Arial" w:hAnsi="Arial" w:cs="Arial"/>
           <w:bCs/>
+          <w:sz w:val="18"/>
+          <w:szCs w:val="18"/>
         </w:rPr>
       </w:pPr>
     </w:p>
